--- a/接单库说明文档.docx
+++ b/接单库说明文档.docx
@@ -24,7 +24,21 @@
           <w:color w:val="5A5A5A"/>
           <w:sz w:val="20"/>
         </w:rPr>
-        <w:t>生成时间：2026-07-17    仓库地址：https://github.com/qryxp/-jupyter</w:t>
+        <w:t>生成时间：2026-07-17    主仓库(Gitee)：https://gitee.com/qryxp/order-processing-hub    备用(GitHub)：https://github.com/qryxp/-jupyter</w:t>
+      </w:r>
+    </w:p>
+    <w:p>
+      <w:pPr>
+        <w:spacing w:after="120"/>
+      </w:pPr>
+      <w:r>
+        <w:rPr>
+          <w:rFonts w:ascii="微软雅黑" w:hAnsi="微软雅黑" w:eastAsia="微软雅黑"/>
+          <w:b w:val="0"/>
+          <w:color w:val="5A5A5A"/>
+          <w:sz w:val="20"/>
+        </w:rPr>
+        <w:t>库已同时发布 Gitee 与 GitHub，内容一致；国内访问 Gitee 更快，推荐优先用 Gitee。</w:t>
       </w:r>
     </w:p>
     <w:p>
@@ -45,7 +59,7 @@
           <w:b w:val="0"/>
           <w:sz w:val="22"/>
         </w:rPr>
-        <w:t>da 是个人网络接单用的数据分析 Python 库。按业务域拆模块，支持在 Jupyter 里像调用 pandas 一样用中文直接调用（如 da.技能外包.净到手率(df)）。包含：四域指标计算、数据清洗、三引擎图表（Seaborn/Plotly/PyEcharts）、业务看板模板、命令自更新。代码已发布到 GitHub，换电脑一行命令即可安装。</w:t>
+        <w:t>da 是个人网络接单用的数据分析 Python 库。按业务域拆模块，支持在 Jupyter 里像调用 pandas 一样用中文直接调用（如 da.技能外包.净到手率(df)）。包含：四域指标计算、数据清洗、三引擎图表（Seaborn/Plotly/PyEcharts）、业务看板模板、命令自更新。代码已同时发布到 Gitee 与 GitHub，换电脑一行命令即可安装。</w:t>
       </w:r>
     </w:p>
     <w:p>
@@ -558,7 +572,7 @@
           <w:rFonts w:ascii="Consolas" w:hAnsi="Consolas" w:eastAsia="Consolas"/>
           <w:sz w:val="20"/>
         </w:rPr>
-        <w:t>git push origin main</w:t>
+        <w:t>git push            # 默认推 origin(Gitee)；要同步 GitHub 再：git push github main</w:t>
       </w:r>
     </w:p>
     <w:p>
@@ -579,7 +593,20 @@
         <w:pStyle w:val="Heading1"/>
       </w:pPr>
       <w:r>
-        <w:t>六、换电脑安装（二选一）</w:t>
+        <w:t>六、换电脑安装（Gitee 优先 / GitHub 备选）</w:t>
+      </w:r>
+    </w:p>
+    <w:p>
+      <w:pPr>
+        <w:spacing w:after="120"/>
+      </w:pPr>
+      <w:r>
+        <w:rPr>
+          <w:rFonts w:ascii="微软雅黑" w:hAnsi="微软雅黑" w:eastAsia="微软雅黑"/>
+          <w:b/>
+          <w:sz w:val="22"/>
+        </w:rPr>
+        <w:t>库已同时发布 Gitee 与 GitHub。国内访问 Gitee 更快，推荐优先用 Gitee。</w:t>
       </w:r>
     </w:p>
     <w:p>
@@ -587,7 +614,59 @@
         <w:pStyle w:val="Heading2"/>
       </w:pPr>
       <w:r>
-        <w:t>方式一：SSH 免密（推荐）</w:t>
+        <w:t>方式一：Gitee 安装（国内推荐）</w:t>
+      </w:r>
+    </w:p>
+    <w:p>
+      <w:pPr>
+        <w:spacing w:before="40" w:after="160"/>
+        <w:ind w:left="288"/>
+        <w:shd w:val="clear" w:color="auto" w:fill="F2F2F2"/>
+      </w:pPr>
+      <w:r>
+        <w:rPr>
+          <w:rFonts w:ascii="Consolas" w:hAnsi="Consolas" w:eastAsia="Consolas"/>
+          <w:sz w:val="20"/>
+        </w:rPr>
+        <w:t># SSH 免密（本机 key 已加到 Gitee）：</w:t>
+      </w:r>
+      <w:r>
+        <w:br/>
+      </w:r>
+      <w:r>
+        <w:rPr>
+          <w:rFonts w:ascii="Consolas" w:hAnsi="Consolas" w:eastAsia="Consolas"/>
+          <w:sz w:val="20"/>
+        </w:rPr>
+        <w:t>pip install git+ssh://git@gitee.com/qryxp/order-processing-hub.git</w:t>
+      </w:r>
+      <w:r>
+        <w:br/>
+      </w:r>
+      <w:r>
+        <w:rPr>
+          <w:rFonts w:ascii="Consolas" w:hAnsi="Consolas" w:eastAsia="Consolas"/>
+          <w:sz w:val="20"/>
+        </w:rPr>
+        <w:t># HTTPS 一行（公开仓库可直接装）：</w:t>
+      </w:r>
+      <w:r>
+        <w:br/>
+      </w:r>
+      <w:r>
+        <w:rPr>
+          <w:rFonts w:ascii="Consolas" w:hAnsi="Consolas" w:eastAsia="Consolas"/>
+          <w:sz w:val="20"/>
+        </w:rPr>
+        <w:t>pip install git+https://gitee.com/qryxp/order-processing-hub.git</w:t>
+      </w:r>
+    </w:p>
+    <w:p>
+      <w:pPr>
+        <w:pStyle w:val="Heading2"/>
+      </w:pPr>
+      <w:r>
+        <w:t>方式二：GitHub 安装（备选）</w:t>
       </w:r>
     </w:p>
     <w:p>
@@ -603,28 +682,6 @@
         </w:rPr>
         <w:t>pip install git+ssh://git@github.com/qryxp/-jupyter.git</w:t>
       </w:r>
-    </w:p>
-    <w:p>
-      <w:pPr>
-        <w:pStyle w:val="Heading2"/>
-      </w:pPr>
-      <w:r>
-        <w:t>方式二：HTTPS</w:t>
-      </w:r>
-    </w:p>
-    <w:p>
-      <w:pPr>
-        <w:spacing w:before="40" w:after="160"/>
-        <w:ind w:left="288"/>
-        <w:shd w:val="clear" w:color="auto" w:fill="F2F2F2"/>
-      </w:pPr>
-      <w:r>
-        <w:rPr>
-          <w:rFonts w:ascii="Consolas" w:hAnsi="Consolas" w:eastAsia="Consolas"/>
-          <w:sz w:val="20"/>
-        </w:rPr>
-        <w:t># 公开仓库，纯 https 也能直接装：</w:t>
-      </w:r>
       <w:r>
         <w:br/>
       </w:r>
@@ -633,27 +690,7 @@
           <w:rFonts w:ascii="Consolas" w:hAnsi="Consolas" w:eastAsia="Consolas"/>
           <w:sz w:val="20"/>
         </w:rPr>
-        <w:t>pip install git+https://github.com/qryxp/-jupyter.git</w:t>
-      </w:r>
-      <w:r>
-        <w:br/>
-      </w:r>
-      <w:r>
-        <w:rPr>
-          <w:rFonts w:ascii="Consolas" w:hAnsi="Consolas" w:eastAsia="Consolas"/>
-          <w:sz w:val="20"/>
-        </w:rPr>
-        <w:t># 私有仓库需带 token：</w:t>
-      </w:r>
-      <w:r>
-        <w:br/>
-      </w:r>
-      <w:r>
-        <w:rPr>
-          <w:rFonts w:ascii="Consolas" w:hAnsi="Consolas" w:eastAsia="Consolas"/>
-          <w:sz w:val="20"/>
-        </w:rPr>
-        <w:t>pip install git+https://&lt;TOKEN&gt;@github.com/qryxp/-jupyter.git</w:t>
+        <w:t># 或 HTTPS：pip install git+https://github.com/qryxp/-jupyter.git</w:t>
       </w:r>
     </w:p>
     <w:p>
@@ -670,6 +707,56 @@
         <w:ind w:left="288"/>
         <w:shd w:val="clear" w:color="auto" w:fill="F2F2F2"/>
       </w:pPr>
+      <w:r>
+        <w:rPr>
+          <w:rFonts w:ascii="Consolas" w:hAnsi="Consolas" w:eastAsia="Consolas"/>
+          <w:sz w:val="20"/>
+        </w:rPr>
+        <w:t># Gitee</w:t>
+      </w:r>
+      <w:r>
+        <w:br/>
+      </w:r>
+      <w:r>
+        <w:rPr>
+          <w:rFonts w:ascii="Consolas" w:hAnsi="Consolas" w:eastAsia="Consolas"/>
+          <w:sz w:val="20"/>
+        </w:rPr>
+        <w:t>git clone https://gitee.com/qryxp/order-processing-hub.git</w:t>
+      </w:r>
+      <w:r>
+        <w:br/>
+      </w:r>
+      <w:r>
+        <w:rPr>
+          <w:rFonts w:ascii="Consolas" w:hAnsi="Consolas" w:eastAsia="Consolas"/>
+          <w:sz w:val="20"/>
+        </w:rPr>
+        <w:t>cd order-processing-hub</w:t>
+      </w:r>
+      <w:r>
+        <w:br/>
+      </w:r>
+      <w:r>
+        <w:rPr>
+          <w:rFonts w:ascii="Consolas" w:hAnsi="Consolas" w:eastAsia="Consolas"/>
+          <w:sz w:val="20"/>
+        </w:rPr>
+        <w:t>pip install -e .</w:t>
+      </w:r>
+      <w:r>
+        <w:br/>
+      </w:r>
+      <w:r>
+        <w:rPr>
+          <w:rFonts w:ascii="Consolas" w:hAnsi="Consolas" w:eastAsia="Consolas"/>
+          <w:sz w:val="20"/>
+        </w:rPr>
+        <w:t># 或 GitHub</w:t>
+      </w:r>
+      <w:r>
+        <w:br/>
+      </w:r>
       <w:r>
         <w:rPr>
           <w:rFonts w:ascii="Consolas" w:hAnsi="Consolas" w:eastAsia="Consolas"/>
@@ -716,7 +803,7 @@
           <w:b/>
           <w:sz w:val="22"/>
         </w:rPr>
-        <w:t>本机已生成 key，公钥已加到 GitHub。</w:t>
+        <w:t>本机已生成 key，公钥已同时加到 Gitee 与 GitHub。</w:t>
       </w:r>
     </w:p>
     <w:p>
@@ -803,7 +890,17 @@
           <w:rFonts w:ascii="Consolas" w:hAnsi="Consolas" w:eastAsia="Consolas"/>
           <w:sz w:val="20"/>
         </w:rPr>
-        <w:t># 到 GitHub → Settings → SSH and GPG keys → New SSH key → 粘贴 → Add</w:t>
+        <w:t># Gitee：设置 → SSH 公钥 → 添加公钥 → 粘贴 → 确定</w:t>
+      </w:r>
+      <w:r>
+        <w:br/>
+      </w:r>
+      <w:r>
+        <w:rPr>
+          <w:rFonts w:ascii="Consolas" w:hAnsi="Consolas" w:eastAsia="Consolas"/>
+          <w:sz w:val="20"/>
+        </w:rPr>
+        <w:t># GitHub：Settings → SSH and GPG keys → New SSH key → 粘贴 → Add</w:t>
       </w:r>
     </w:p>
     <w:p>
@@ -816,7 +913,7 @@
           <w:b w:val="0"/>
           <w:sz w:val="22"/>
         </w:rPr>
-        <w:t>验证：ssh -T git@github.com  看到成功认证即可。</w:t>
+        <w:t>验证：ssh -T git@gitee.com  与  ssh -T git@github.com  看到成功认证即可。</w:t>
       </w:r>
     </w:p>
     <w:p>
@@ -838,7 +935,7 @@
           <w:rFonts w:ascii="Consolas" w:hAnsi="Consolas" w:eastAsia="Consolas"/>
           <w:sz w:val="20"/>
         </w:rPr>
-        <w:t>GitHub → Settings → Developer settings</w:t>
+        <w:t>Gitee：设置 → 私人令牌 → 生成新令牌 → 勾选 projects → 复制（只显示一次）</w:t>
       </w:r>
       <w:r>
         <w:br/>
@@ -848,7 +945,7 @@
           <w:rFonts w:ascii="Consolas" w:hAnsi="Consolas" w:eastAsia="Consolas"/>
           <w:sz w:val="20"/>
         </w:rPr>
-        <w:t>→ Personal access tokens → Tokens (classic)</w:t>
+        <w:t>GitHub：Settings → Developer settings → Personal access tokens</w:t>
       </w:r>
       <w:r>
         <w:br/>
@@ -858,7 +955,7 @@
           <w:rFonts w:ascii="Consolas" w:hAnsi="Consolas" w:eastAsia="Consolas"/>
           <w:sz w:val="20"/>
         </w:rPr>
-        <w:t>→ Generate new token → 勾选 repo → 复制 token（只显示一次）</w:t>
+        <w:t xml:space="preserve">  → Tokens (classic) → Generate → 勾选 repo → 复制</w:t>
       </w:r>
       <w:r>
         <w:br/>
@@ -878,7 +975,27 @@
           <w:rFonts w:ascii="Consolas" w:hAnsi="Consolas" w:eastAsia="Consolas"/>
           <w:sz w:val="20"/>
         </w:rPr>
+        <w:t>pip install git+https://&lt;TOKEN&gt;@gitee.com/qryxp/order-processing-hub.git</w:t>
+      </w:r>
+      <w:r>
+        <w:br/>
+      </w:r>
+      <w:r>
+        <w:rPr>
+          <w:rFonts w:ascii="Consolas" w:hAnsi="Consolas" w:eastAsia="Consolas"/>
+          <w:sz w:val="20"/>
+        </w:rPr>
         <w:t>pip install git+https://&lt;TOKEN&gt;@github.com/qryxp/-jupyter.git</w:t>
+      </w:r>
+      <w:r>
+        <w:br/>
+      </w:r>
+      <w:r>
+        <w:rPr>
+          <w:rFonts w:ascii="Consolas" w:hAnsi="Consolas" w:eastAsia="Consolas"/>
+          <w:sz w:val="20"/>
+        </w:rPr>
+        <w:t># 两仓库均 PUBLIC，其实纯 https 不用 token 也能装</w:t>
       </w:r>
     </w:p>
     <w:p>
@@ -900,7 +1017,37 @@
           <w:rFonts w:ascii="Consolas" w:hAnsi="Consolas" w:eastAsia="Consolas"/>
           <w:sz w:val="20"/>
         </w:rPr>
-        <w:t># 用方式一/二装的：</w:t>
+        <w:t># Gitee 装的（推荐）：</w:t>
+      </w:r>
+      <w:r>
+        <w:br/>
+      </w:r>
+      <w:r>
+        <w:rPr>
+          <w:rFonts w:ascii="Consolas" w:hAnsi="Consolas" w:eastAsia="Consolas"/>
+          <w:sz w:val="20"/>
+        </w:rPr>
+        <w:t>pip install --upgrade git+ssh://git@gitee.com/qryxp/order-processing-hub.git</w:t>
+      </w:r>
+      <w:r>
+        <w:br/>
+      </w:r>
+      <w:r>
+        <w:rPr>
+          <w:rFonts w:ascii="Consolas" w:hAnsi="Consolas" w:eastAsia="Consolas"/>
+          <w:sz w:val="20"/>
+        </w:rPr>
+        <w:t># 或 HTTPS：pip install --upgrade git+https://gitee.com/qryxp/order-processing-hub.git</w:t>
+      </w:r>
+      <w:r>
+        <w:br/>
+      </w:r>
+      <w:r>
+        <w:rPr>
+          <w:rFonts w:ascii="Consolas" w:hAnsi="Consolas" w:eastAsia="Consolas"/>
+          <w:sz w:val="20"/>
+        </w:rPr>
+        <w:t># GitHub 装的（备选）：</w:t>
       </w:r>
       <w:r>
         <w:br/>
@@ -920,7 +1067,7 @@
           <w:rFonts w:ascii="Consolas" w:hAnsi="Consolas" w:eastAsia="Consolas"/>
           <w:sz w:val="20"/>
         </w:rPr>
-        <w:t># 或 HTTPS 版：</w:t>
+        <w:t># clone 可编辑装的：</w:t>
       </w:r>
       <w:r>
         <w:br/>
@@ -930,27 +1077,7 @@
           <w:rFonts w:ascii="Consolas" w:hAnsi="Consolas" w:eastAsia="Consolas"/>
           <w:sz w:val="20"/>
         </w:rPr>
-        <w:t>pip install --upgrade git+https://github.com/qryxp/-jupyter.git</w:t>
-      </w:r>
-      <w:r>
-        <w:br/>
-      </w:r>
-      <w:r>
-        <w:rPr>
-          <w:rFonts w:ascii="Consolas" w:hAnsi="Consolas" w:eastAsia="Consolas"/>
-          <w:sz w:val="20"/>
-        </w:rPr>
-        <w:t># 用 clone 可编辑装的：</w:t>
-      </w:r>
-      <w:r>
-        <w:br/>
-      </w:r>
-      <w:r>
-        <w:rPr>
-          <w:rFonts w:ascii="Consolas" w:hAnsi="Consolas" w:eastAsia="Consolas"/>
-          <w:sz w:val="20"/>
-        </w:rPr>
-        <w:t>cd -jupyter &amp;&amp; git pull</w:t>
+        <w:t>cd order-processing-hub &amp;&amp; git pull   # 或 -jupyter</w:t>
       </w:r>
     </w:p>
     <w:p>
@@ -997,7 +1124,7 @@
           <w:b w:val="0"/>
           <w:sz w:val="22"/>
         </w:rPr>
-        <w:t>• .gitignore 已排除：__pycache__、*.egg-info、.workbuddy/、build/、dist/*.whl。</w:t>
+        <w:t>• .gitignore 已排除：__pycache__、*.egg-info、.workbuddy/、build/、dist/*.whl、~$*.docx 等。</w:t>
       </w:r>
     </w:p>
     <w:p>
@@ -1010,7 +1137,7 @@
           <w:b w:val="0"/>
           <w:sz w:val="22"/>
         </w:rPr>
-        <w:t>• 本机 git 提交作者已设为 qryxp，push 后 commits 归到 qryxp 账号。</w:t>
+        <w:t>• 本机 git 提交作者已设为 qryxp，push 后 commits 归到 qryxp 账号（Gitee / GitHub 均显示）。</w:t>
       </w:r>
     </w:p>
     <w:p>
